--- a/_output/skripte/Skript-08.docx
+++ b/_output/skripte/Skript-08.docx
@@ -57,7 +57,7 @@
         <w:pStyle w:val="BodyText"/>
       </w:pPr>
       <w:r>
-        <w:t xml:space="preserve">Die mit „Hinweis zur Aktualität“ markierten Kästen wurden bei der Überführung ins Quarto-Projekt ergänzt. Der übrige Text entspricht dem Skript aus dem Wintersemester 2025/26; korrigiert wurden nur Tipp- und Umbruchfehler.</w:t>
+        <w:t xml:space="preserve">Die mit „Hinweis zur Aktualität“ und „Ergänzung zur Vorlesung“ markierten Kästen sowie die Abbildungen wurden bei der Überführung ins Quarto-Projekt ergänzt. Der übrige Text entspricht dem Skript aus dem Wintersemester 2025/26; korrigiert wurden nur Tipp- und Umbruchfehler.</w:t>
       </w:r>
     </w:p>
     <w:bookmarkStart w:id="19" w:name="kapitel-1-einführung-und-kontext"/>
